--- a/Decoupe/14_Louis.docx
+++ b/Decoupe/14_Louis.docx
@@ -205,7 +205,7 @@
           <w:sz w:val="24"/>
           <w:szCs w:val="24"/>
         </w:rPr>
-        <w:t>❧  💬 STATUT NARRATIF  ❧</w:t>
+        <w:t>❧  💬 COMMENT JOUER  ❧</w:t>
       </w:r>
     </w:p>
     <w:p>
@@ -218,7 +218,7 @@
           <w:b/>
           <w:bCs/>
         </w:rPr>
-        <w:t>Suspect.</w:t>
+        <w:t/>
       </w:r>
       <w:r>
         <w:t xml:space="preserve"> Vous savez plus de choses que vous n’en dites. Vous ne lâchez le nom de Lord Gautier qu’en dernière extrémité, et vous ne savez pas qui a volé la fiole.</w:t>

--- a/Decoupe/14_Louis.docx
+++ b/Decoupe/14_Louis.docx
@@ -64,7 +64,7 @@
         <w:jc w:val="both"/>
       </w:pPr>
       <w:r>
-        <w:t>Le contexte. Samedi 6 juin 2026, anniversaire des 30 ans de Lady Chloé. Vous êtes invité au Domaine des Beuhaies. Lady Chloé est rentrée seule à 18h00 et trouve Lady Léa de Pavy morte dans la dépendance — empoisonnée à la digitaline vers 17h25. Le jeu. Lady Chloé enquête seule pendant 1 heure. Sir Amaury est MJ. Vos observations se livrent en conversation, librement. Vos secrets se gardent — il faut un levier pour qu’ils sortent.</w:t>
+        <w:t>Le contexte. Samedi 6 juin 1925, anniversaire des 30 ans de Lady Chloé. Vous êtes invité au Domaine des Beuhaies. Lady Chloé est rentrée seule à 18h00 et trouve Lady Léa de Pavy morte dans la dépendance — empoisonnée à la digitaline vers 17h25. Le jeu. Lady Chloé enquête seule pendant 1 heure. Sir Amaury est MJ. Vos observations se livrent en conversation, librement. Vos secrets se gardent — il faut un levier pour qu’ils sortent.</w:t>
       </w:r>
     </w:p>
     <w:p>

--- a/Decoupe/14_Louis.docx
+++ b/Decoupe/14_Louis.docx
@@ -292,7 +292,7 @@
         <w:t>Le mot de chantage de Léa, perdu au banc du jardin.</w:t>
       </w:r>
       <w:r>
-        <w:t xml:space="preserve"> Vous avez essayé de le brûler avec votre cigare. Il vous a échappé. Vous l’avez cherché sans le retrouver. Texte du mot : « Mon cher Louis, je sais pour Gautier. Cinq cents livres pour mon silence. — L. »</w:t>
+        <w:t xml:space="preserve"> Vous avez essayé de le brûler avec votre cigare. Il vous a échappé. Vous l’avez cherché sans le retrouver. Texte du mot : « Mon cher Lord Louis-Marc, on porte certains secrets cinq années entières avant qu’une plume étrangère ne les surprenne. Je sais — pour Gautier, et pour vous. Cinq cents livres, samedi soir sans faute, et la rumeur s’éteint dans l’œuf. — L. »</w:t>
       </w:r>
     </w:p>
     <w:p>

--- a/Decoupe/14_Louis.docx
+++ b/Decoupe/14_Louis.docx
@@ -1,6 +1,6 @@
 
 <file path=word/document.xml><?xml version="1.0" encoding="utf-8"?>
-<w:document xmlns:wpc="http://schemas.microsoft.com/office/word/2010/wordprocessingCanvas" xmlns:cx="http://schemas.microsoft.com/office/drawing/2014/chartex" xmlns:mc="http://schemas.openxmlformats.org/markup-compatibility/2006" xmlns:o="urn:schemas-microsoft-com:office:office" xmlns:r="http://schemas.openxmlformats.org/officeDocument/2006/relationships" xmlns:m="http://schemas.openxmlformats.org/officeDocument/2006/math" xmlns:v="urn:schemas-microsoft-com:vml" xmlns:wp14="http://schemas.microsoft.com/office/word/2010/wordprocessingDrawing" xmlns:wp="http://schemas.openxmlformats.org/drawingml/2006/wordprocessingDrawing" xmlns:w10="urn:schemas-microsoft-com:office:word" xmlns:w="http://schemas.openxmlformats.org/wordprocessingml/2006/main" xmlns:w14="http://schemas.microsoft.com/office/word/2010/wordml" xmlns:w15="http://schemas.microsoft.com/office/word/2012/wordml" xmlns:wpg="http://schemas.microsoft.com/office/word/2010/wordprocessingGroup" xmlns:wpi="http://schemas.microsoft.com/office/word/2010/wordprocessingInk" xmlns:wne="http://schemas.microsoft.com/office/word/2006/wordml" xmlns:wps="http://schemas.microsoft.com/office/word/2010/wordprocessingShape" mc:Ignorable="w14 w15 wp14">
+<w:document xmlns:ns1="http://schemas.openxmlformats.org/markup-compatibility/2006" xmlns:w="http://schemas.openxmlformats.org/wordprocessingml/2006/main" ns1:Ignorable="w14 w15 wp14">
   <w:body>
     <w:p>
       <w:pPr>
@@ -241,15 +241,6 @@
     </w:p>
     <w:p>
       <w:pPr>
-        <w:spacing w:before="60" w:after="60" w:line="300" w:lineRule="auto"/>
-        <w:jc w:val="both"/>
-      </w:pPr>
-      <w:r>
-        <w:t>Médecin. Marié à Lady Marie depuis 10 ans. Vous l’aimez à votre façon. Mais vous aimez Lord Gautier en secret depuis 5 ans. Vous ignorez que Marie est l’amante de Léa et continue cette liaison.</w:t>
-      </w:r>
-    </w:p>
-    <w:p>
-      <w:pPr>
         <w:spacing w:before="240" w:after="100"/>
       </w:pPr>
       <w:r>
@@ -260,62 +251,7 @@
           <w:sz w:val="24"/>
           <w:szCs w:val="24"/>
         </w:rPr>
-        <w:t>❧  VOS SECRETS  ❧</w:t>
-      </w:r>
-    </w:p>
-    <w:p>
-      <w:pPr>
-        <w:spacing w:before="60" w:after="60" w:line="300" w:lineRule="auto"/>
-        <w:jc w:val="both"/>
-      </w:pPr>
-      <w:r>
-        <w:rPr>
-          <w:b/>
-          <w:bCs/>
-        </w:rPr>
-        <w:t>Liaison avec Lord Gautier depuis 5 ans.</w:t>
-      </w:r>
-      <w:r>
-        <w:t xml:space="preserve"> Lady Léa l’avait découverte il y a 2 mois. Elle vous faisait chanter (500 livres). Lady Marie n’en sait rien.</w:t>
-      </w:r>
-    </w:p>
-    <w:p>
-      <w:pPr>
-        <w:spacing w:before="60" w:after="60" w:line="300" w:lineRule="auto"/>
-        <w:jc w:val="both"/>
-      </w:pPr>
-      <w:r>
-        <w:rPr>
-          <w:b/>
-          <w:bCs/>
-        </w:rPr>
-        <w:t>Le mot de chantage de Léa, perdu au banc du jardin.</w:t>
-      </w:r>
-      <w:r>
-        <w:t xml:space="preserve"> Vous avez essayé de le brûler avec votre cigare. Il vous a échappé. Vous l’avez cherché sans le retrouver. Texte du mot : « Mon cher Lord Louis-Marc, on porte certains secrets cinq années entières avant qu’une plume étrangère ne les surprenne. Je sais — pour Gautier, et pour vous. Cinq cents livres, samedi soir sans faute, et la rumeur s’éteint dans l’œuf. — L. »</w:t>
-      </w:r>
-    </w:p>
-    <w:p>
-      <w:pPr>
-        <w:spacing w:before="60" w:after="60" w:line="300" w:lineRule="auto"/>
-        <w:jc w:val="both"/>
-      </w:pPr>
-      <w:r>
-        <w:rPr>
-          <w:b/>
-          <w:bCs/>
-        </w:rPr>
-        <w:t>La fiole de digitaline volée chez vous il y a une semaine.</w:t>
-      </w:r>
-      <w:r>
-        <w:t xml:space="preserve"> Vous aviez organisé un grand bal, beaucoup d’invités allaient et venaient dans toute la maison. La fiole se trouvait dans votre sacoche médicale, restée dans votre cabinet. Vous avez constaté sa disparition deux jours plus tard. </w:t>
-      </w:r>
-      <w:r>
-        <w:rPr>
-          <w:b/>
-          <w:bCs/>
-        </w:rPr>
-        <w:t>Vous ignorez totalement qui a pu la prendre.</w:t>
+        <w:t xml:space="preserve">❧  DEUX QUESTIONS RÉCURRENTES (Chloé peut les poser à tout convive)  ❧</w:t>
       </w:r>
     </w:p>
     <w:p>
@@ -330,7 +266,97 @@
           <w:sz w:val="24"/>
           <w:szCs w:val="24"/>
         </w:rPr>
-        <w:t>❧  CE QUE VOUS DITES — découpé par actes  ❧</w:t>
+        <w:t xml:space="preserve">Sur Léa : « Une amie de salon. Brillante, mordante. Elle aimait piquer les hommes qui croyaient l’impressionner. »</w:t>
+      </w:r>
+    </w:p>
+    <w:p>
+      <w:pPr>
+        <w:spacing w:before="240" w:after="100"/>
+      </w:pPr>
+      <w:r>
+        <w:rPr>
+          <w:b/>
+          <w:bCs/>
+          <w:color w:val="5D4037"/>
+          <w:sz w:val="24"/>
+          <w:szCs w:val="24"/>
+        </w:rPr>
+        <w:t xml:space="preserve">Sur quelque chose d’étrange peu avant sa mort : « Elle m’a paru pressée ce matin — j’ai noté qu’elle s’entretenait à voix basse avec plusieurs personnes successivement. »</w:t>
+      </w:r>
+    </w:p>
+    <w:p>
+      <w:pPr>
+        <w:spacing w:before="240" w:after="100"/>
+      </w:pPr>
+      <w:r>
+        <w:rPr>
+          <w:b/>
+          <w:bCs/>
+          <w:color w:val="5D4037"/>
+          <w:sz w:val="24"/>
+          <w:szCs w:val="24"/>
+        </w:rPr>
+        <w:t xml:space="preserve">❧  VOTRE RESSENTI SUR LA JOURNÉE  ❧</w:t>
+      </w:r>
+    </w:p>
+    <w:p>
+      <w:pPr>
+        <w:spacing w:before="240" w:after="100"/>
+      </w:pPr>
+      <w:r>
+        <w:rPr>
+          <w:b/>
+          <w:bCs/>
+          <w:color w:val="5D4037"/>
+          <w:sz w:val="24"/>
+          <w:szCs w:val="24"/>
+        </w:rPr>
+        <w:t xml:space="preserve">« Médecin avant tout : la digitaline, c’est une mort lente et bête. Personnellement, peu d’affect — nous n’étions pas proches. »</w:t>
+      </w:r>
+    </w:p>
+    <w:p>
+      <w:pPr>
+        <w:spacing w:before="240" w:after="100"/>
+      </w:pPr>
+      <w:r>
+        <w:rPr>
+          <w:b/>
+          <w:bCs/>
+          <w:color w:val="5D4037"/>
+          <w:sz w:val="24"/>
+          <w:szCs w:val="24"/>
+        </w:rPr>
+        <w:t xml:space="preserve">❧  SI VOUS NE SAVEZ PAS QUOI RÉPONDRE  ❧</w:t>
+      </w:r>
+    </w:p>
+    <w:p>
+      <w:pPr>
+        <w:spacing w:before="240" w:after="100"/>
+      </w:pPr>
+      <w:r>
+        <w:rPr>
+          <w:b/>
+          <w:bCs/>
+          <w:color w:val="5D4037"/>
+          <w:sz w:val="24"/>
+          <w:szCs w:val="24"/>
+        </w:rPr>
+        <w:t xml:space="preserve">Esquive type : « J’étais au jardin la majeure partie de l’après-midi — je n’ai pas tout vu. »</w:t>
+      </w:r>
+    </w:p>
+    <w:p>
+      <w:pPr>
+        <w:spacing w:before="240" w:after="100"/>
+      </w:pPr>
+      <w:r>
+        <w:rPr>
+          <w:b/>
+          <w:bCs/>
+          <w:color w:val="5D4037"/>
+          <w:sz w:val="24"/>
+          <w:szCs w:val="24"/>
+        </w:rPr>
+        <w:t xml:space="preserve">Sur le chantage liaison-Gautier : NIEZ jusqu’à ce que Chloé brandisse le mot trouvé au banc.</w:t>
       </w:r>
     </w:p>
     <w:p>
@@ -339,14 +365,22 @@
         <w:jc w:val="both"/>
       </w:pPr>
       <w:r>
-        <w:rPr>
-          <w:b/>
-          <w:bCs/>
-        </w:rPr>
-        <w:t>ACTE I — Cause médicale, avec délai.</w:t>
-      </w:r>
-      <w:r>
-        <w:t xml:space="preserve"> Si Chloé vous demande la cause de la mort : « Empoisonnement à la digitaline. Mort vers 17h25. C’est un cardiotonique puissant. Une dose létale agit en 20 à 40 minutes selon le poids de la victime et l’état de son estomac : nausées d’abord, palpitations, puis syncope cardiaque. Sans goût marqué dans un alcool sucré. » → Chloé pourra remonter à une ingestion vers 16h45-17h05 = le toast.</w:t>
+        <w:t>Médecin. Marié à Lady Marie depuis 10 ans. Vous l’aimez à votre façon. Mais vous aimez Lord Gautier en secret depuis 5 ans. Vous ignorez que Marie est l’amante de Léa et continue cette liaison.</w:t>
+      </w:r>
+    </w:p>
+    <w:p>
+      <w:pPr>
+        <w:spacing w:before="240" w:after="100"/>
+      </w:pPr>
+      <w:r>
+        <w:rPr>
+          <w:b/>
+          <w:bCs/>
+          <w:color w:val="5D4037"/>
+          <w:sz w:val="24"/>
+          <w:szCs w:val="24"/>
+        </w:rPr>
+        <w:t>❧  VOS SECRETS  ❧</w:t>
       </w:r>
     </w:p>
     <w:p>
@@ -359,10 +393,10 @@
           <w:b/>
           <w:bCs/>
         </w:rPr>
-        <w:t>ACTE I — Sur la dispute au jardin à 16h20</w:t>
-      </w:r>
-      <w:r>
-        <w:t xml:space="preserve"> (vue par Sir Tatoine et Lady Marie) : « Un échange tendu, des affaires personnelles. »</w:t>
+        <w:t>Liaison avec Lord Gautier depuis 5 ans.</w:t>
+      </w:r>
+      <w:r>
+        <w:t xml:space="preserve"> Lady Léa l’avait découverte il y a 2 mois. Elle vous faisait chanter (500 livres). Lady Marie n’en sait rien.</w:t>
       </w:r>
     </w:p>
     <w:p>
@@ -375,10 +409,10 @@
           <w:b/>
           <w:bCs/>
         </w:rPr>
-        <w:t>ACTE II — Vous évoquez le vol, sans nommer.</w:t>
-      </w:r>
-      <w:r>
-        <w:t xml:space="preserve"> Si Chloé recoupe avec la fiole et insiste : « Cette digitaline est probablement de mon stock. Une fiole m’a été volée chez moi récemment. Je ne sais pas qui. »</w:t>
+        <w:t>Le mot de chantage de Léa, perdu au banc du jardin.</w:t>
+      </w:r>
+      <w:r>
+        <w:t xml:space="preserve"> Vous avez essayé de le brûler avec votre cigare. Il vous a échappé. Vous l’avez cherché sans le retrouver. Texte du mot : « Mon cher Lord Louis-Marc, on porte certains secrets cinq années entières avant qu’une plume étrangère ne les surprenne. Je sais — pour Gautier, et pour vous. Cinq cents livres, samedi soir sans faute, et la rumeur s’éteint dans l’œuf. — L. »</w:t>
       </w:r>
     </w:p>
     <w:p>
@@ -391,10 +425,32 @@
           <w:b/>
           <w:bCs/>
         </w:rPr>
-        <w:t>ACTE III — Précisez les circonstances, sans nommer.</w:t>
-      </w:r>
-      <w:r>
-        <w:t xml:space="preserve"> « Bal organisé chez moi il y a une semaine — une quarantaine d’invités, allées et venues dans toute la maison. La fiole se trouvait dans ma sacoche, restée dans mon cabinet. Je ne saurais désigner personne en particulier. »</w:t>
+        <w:t>La fiole de digitaline volée chez vous il y a une semaine.</w:t>
+      </w:r>
+      <w:r>
+        <w:t xml:space="preserve"> Vous aviez organisé un grand bal, beaucoup d’invités allaient et venaient dans toute la maison. La fiole se trouvait dans votre sacoche médicale, restée dans votre cabinet. Vous avez constaté sa disparition deux jours plus tard. </w:t>
+      </w:r>
+      <w:r>
+        <w:rPr>
+          <w:b/>
+          <w:bCs/>
+        </w:rPr>
+        <w:t>Vous ignorez totalement qui a pu la prendre.</w:t>
+      </w:r>
+    </w:p>
+    <w:p>
+      <w:pPr>
+        <w:spacing w:before="240" w:after="100"/>
+      </w:pPr>
+      <w:r>
+        <w:rPr>
+          <w:b/>
+          <w:bCs/>
+          <w:color w:val="5D4037"/>
+          <w:sz w:val="24"/>
+          <w:szCs w:val="24"/>
+        </w:rPr>
+        <w:t>❧  CE QUE VOUS DITES — découpé par actes  ❧</w:t>
       </w:r>
     </w:p>
     <w:p>
@@ -407,10 +463,74 @@
           <w:b/>
           <w:bCs/>
         </w:rPr>
-        <w:t>ACTE IV — Reconnaissance prudente.</w:t>
-      </w:r>
-      <w:r>
-        <w:t xml:space="preserve"> Si Chloé arrive avec un faisceau d’indices contre Lady Amandinette : « ... la Duchesse Amandinette était bien parmi les invités. Cela me paraissait absurde. »</w:t>
+        <w:t xml:space="preserve">Cause médicale, avec délai. Si Chloé vous demande la cause de la mort : « Empoisonnement à la digitaline. Mort vers 17h25. C’est un cardiotonique puissant. Une dose létale agit en 20 à 40 minutes selon le poids de la victime et l’état de son estomac : nausées d’abord, palpitations, puis syncope cardiaque. Sans goût marqué dans un alcool sucré. » → Chloé pourra remonter à une ingestion vers 16h45-17h05 = le toast.</w:t>
+      </w:r>
+      <w:r>
+        <w:t xml:space="preserve"/>
+      </w:r>
+    </w:p>
+    <w:p>
+      <w:pPr>
+        <w:spacing w:before="60" w:after="60" w:line="300" w:lineRule="auto"/>
+        <w:jc w:val="both"/>
+      </w:pPr>
+      <w:r>
+        <w:rPr>
+          <w:b/>
+          <w:bCs/>
+        </w:rPr>
+        <w:t xml:space="preserve">Sur la dispute au jardin à 16h20 (vue par Sir Tatoine et Lady Marie) : « Un échange tendu, des affaires personnelles. »</w:t>
+      </w:r>
+      <w:r>
+        <w:t xml:space="preserve"/>
+      </w:r>
+    </w:p>
+    <w:p>
+      <w:pPr>
+        <w:spacing w:before="60" w:after="60" w:line="300" w:lineRule="auto"/>
+        <w:jc w:val="both"/>
+      </w:pPr>
+      <w:r>
+        <w:rPr>
+          <w:b/>
+          <w:bCs/>
+        </w:rPr>
+        <w:t xml:space="preserve">Vous évoquez le vol, sans nommer. Si Chloé recoupe avec la fiole et insiste : « Cette digitaline est probablement de mon stock. Une fiole m’a été volée chez moi récemment. Je ne sais pas qui. »</w:t>
+      </w:r>
+      <w:r>
+        <w:t xml:space="preserve"/>
+      </w:r>
+    </w:p>
+    <w:p>
+      <w:pPr>
+        <w:spacing w:before="60" w:after="60" w:line="300" w:lineRule="auto"/>
+        <w:jc w:val="both"/>
+      </w:pPr>
+      <w:r>
+        <w:rPr>
+          <w:b/>
+          <w:bCs/>
+        </w:rPr>
+        <w:t xml:space="preserve">Précisez les circonstances, sans nommer. « Bal organisé chez moi il y a une semaine — une quarantaine d’invités, allées et venues dans toute la maison. La fiole se trouvait dans ma sacoche, restée dans mon cabinet. Je ne saurais désigner personne en particulier. »</w:t>
+      </w:r>
+      <w:r>
+        <w:t xml:space="preserve"/>
+      </w:r>
+    </w:p>
+    <w:p>
+      <w:pPr>
+        <w:spacing w:before="60" w:after="60" w:line="300" w:lineRule="auto"/>
+        <w:jc w:val="both"/>
+      </w:pPr>
+      <w:r>
+        <w:rPr>
+          <w:b/>
+          <w:bCs/>
+        </w:rPr>
+        <w:t xml:space="preserve">Reconnaissance prudente. Si Chloé arrive avec un faisceau d’indices contre Lady Amandinette : « ... la Duchesse Amandinette était bien parmi les invités. Cela me paraissait absurde. »</w:t>
+      </w:r>
+      <w:r>
+        <w:t xml:space="preserve"/>
       </w:r>
     </w:p>
     <w:p>

--- a/Decoupe/14_Louis.docx
+++ b/Decoupe/14_Louis.docx
@@ -119,6 +119,21 @@
           <w:color w:val="6D4C41"/>
         </w:rPr>
         <w:t>« Lord Louis-Marc de Riegel, médecin. Mon épouse Marie est pianiste. Nous fréquentons le Domaine depuis longtemps. »</w:t>
+      </w:r>
+    </w:p>
+    <w:p>
+      <w:pPr>
+        <w:spacing w:before="120" w:after="120" w:line="300" w:lineRule="auto"/>
+        <w:ind w:left="360" w:right="360"/>
+        <w:jc w:val="both"/>
+      </w:pPr>
+      <w:r>
+        <w:rPr>
+          <w:i/>
+          <w:iCs/>
+          <w:color w:val="6D4C41"/>
+        </w:rPr>
+        <w:t xml:space="preserve">👗 Votre allure. Costume trois-pièces gris anthracite, lavallière sombre, fine montre de gousset, mallette médicale en cuir fauve posée près de vous. Sobre, soigné — la rigueur d'un médecin.</w:t>
       </w:r>
     </w:p>
     <w:p>

--- a/Decoupe/14_Louis.docx
+++ b/Decoupe/14_Louis.docx
@@ -119,21 +119,6 @@
           <w:color w:val="6D4C41"/>
         </w:rPr>
         <w:t>« Lord Louis-Marc de Riegel, médecin. Mon épouse Marie est pianiste. Nous fréquentons le Domaine depuis longtemps. »</w:t>
-      </w:r>
-    </w:p>
-    <w:p>
-      <w:pPr>
-        <w:spacing w:before="120" w:after="120" w:line="300" w:lineRule="auto"/>
-        <w:ind w:left="360" w:right="360"/>
-        <w:jc w:val="both"/>
-      </w:pPr>
-      <w:r>
-        <w:rPr>
-          <w:i/>
-          <w:iCs/>
-          <w:color w:val="6D4C41"/>
-        </w:rPr>
-        <w:t xml:space="preserve">👗 Votre allure. Costume trois-pièces gris anthracite, lavallière sombre, fine montre de gousset, mallette médicale en cuir fauve posée près de vous. Sobre, soigné — la rigueur d'un médecin.</w:t>
       </w:r>
     </w:p>
     <w:p>

--- a/Decoupe/14_Louis.docx
+++ b/Decoupe/14_Louis.docx
@@ -436,6 +436,351 @@
           <w:bCs/>
         </w:rPr>
         <w:t>Vous ignorez totalement qui a pu la prendre.</w:t>
+      </w:r>
+    </w:p>
+    <w:p>
+      <w:pPr>
+        <w:spacing w:before="60" w:after="60" w:line="300" w:lineRule="auto"/>
+        <w:jc w:val="both"/>
+      </w:pPr>
+      <w:r>
+        <w:rPr>
+          <w:b/>
+          <w:bCs/>
+        </w:rPr>
+        <w:t xml:space="preserve">❧  POUR ENRICHIR VOS RÉPONSES — petit monde, opinions, voix intérieure  ❧</w:t>
+      </w:r>
+      <w:r>
+        <w:t xml:space="preserve"/>
+      </w:r>
+      <w:r>
+        <w:rPr>
+          <w:b/>
+          <w:bCs/>
+        </w:rPr>
+        <w:t/>
+      </w:r>
+    </w:p>
+    <w:p>
+      <w:pPr>
+        <w:spacing w:before="60" w:after="60" w:line="300" w:lineRule="auto"/>
+        <w:jc w:val="both"/>
+      </w:pPr>
+      <w:r>
+        <w:rPr>
+          <w:b/>
+          <w:bCs/>
+        </w:rPr>
+        <w:t xml:space="preserve">(Guidelines pour les questions banales — ce sont des points de départ, adaptez à votre style.)</w:t>
+      </w:r>
+      <w:r>
+        <w:t xml:space="preserve"/>
+      </w:r>
+      <w:r>
+        <w:rPr>
+          <w:b/>
+          <w:bCs/>
+        </w:rPr>
+        <w:t/>
+      </w:r>
+    </w:p>
+    <w:p>
+      <w:pPr>
+        <w:spacing w:before="60" w:after="60" w:line="300" w:lineRule="auto"/>
+        <w:jc w:val="both"/>
+      </w:pPr>
+      <w:r>
+        <w:rPr>
+          <w:b/>
+          <w:bCs/>
+        </w:rPr>
+        <w:t xml:space="preserve">Votre vie quotidienne : Médecin, cabinet 38 rue de Provence. Patients de la haute et quelques pauvres du quartier. Sacoche médicale toujours à portée.</w:t>
+      </w:r>
+      <w:r>
+        <w:t xml:space="preserve"/>
+      </w:r>
+      <w:r>
+        <w:rPr>
+          <w:b/>
+          <w:bCs/>
+        </w:rPr>
+        <w:t/>
+      </w:r>
+    </w:p>
+    <w:p>
+      <w:pPr>
+        <w:spacing w:before="60" w:after="60" w:line="300" w:lineRule="auto"/>
+        <w:jc w:val="both"/>
+      </w:pPr>
+      <w:r>
+        <w:rPr>
+          <w:b/>
+          <w:bCs/>
+        </w:rPr>
+        <w:t xml:space="preserve">Vos goûts (à servir si la conversation est culture/loisirs) : Tabac à pipe (Latakia), botanique — vous herborisez —, Verdi à l'Opéra.</w:t>
+      </w:r>
+      <w:r>
+        <w:t xml:space="preserve"/>
+      </w:r>
+      <w:r>
+        <w:rPr>
+          <w:b/>
+          <w:bCs/>
+        </w:rPr>
+        <w:t/>
+      </w:r>
+    </w:p>
+    <w:p>
+      <w:pPr>
+        <w:spacing w:before="60" w:after="60" w:line="300" w:lineRule="auto"/>
+        <w:jc w:val="both"/>
+      </w:pPr>
+      <w:r>
+        <w:rPr>
+          <w:b/>
+          <w:bCs/>
+        </w:rPr>
+        <w:t xml:space="preserve">❧  OPINIONS COURTES sur d'autres convives (à servir si on en parle)  ❧</w:t>
+      </w:r>
+      <w:r>
+        <w:t xml:space="preserve"/>
+      </w:r>
+      <w:r>
+        <w:rPr>
+          <w:b/>
+          <w:bCs/>
+        </w:rPr>
+        <w:t/>
+      </w:r>
+    </w:p>
+    <w:p>
+      <w:pPr>
+        <w:spacing w:before="60" w:after="60" w:line="300" w:lineRule="auto"/>
+        <w:jc w:val="both"/>
+      </w:pPr>
+      <w:r>
+        <w:rPr>
+          <w:b/>
+          <w:bCs/>
+        </w:rPr>
+        <w:t xml:space="preserve">• Sur Lady Marie (votre épouse) : « Marie est plus loin que je ne le voudrais. »</w:t>
+      </w:r>
+      <w:r>
+        <w:t xml:space="preserve"/>
+      </w:r>
+      <w:r>
+        <w:rPr>
+          <w:b/>
+          <w:bCs/>
+        </w:rPr>
+        <w:t/>
+      </w:r>
+    </w:p>
+    <w:p>
+      <w:pPr>
+        <w:spacing w:before="60" w:after="60" w:line="300" w:lineRule="auto"/>
+        <w:jc w:val="both"/>
+      </w:pPr>
+      <w:r>
+        <w:rPr>
+          <w:b/>
+          <w:bCs/>
+        </w:rPr>
+        <w:t xml:space="preserve">• Sur Lord Gautier : (un silence). « Connaissance d'affaires. C'est tout. »</w:t>
+      </w:r>
+      <w:r>
+        <w:t xml:space="preserve"/>
+      </w:r>
+      <w:r>
+        <w:rPr>
+          <w:b/>
+          <w:bCs/>
+        </w:rPr>
+        <w:t/>
+      </w:r>
+    </w:p>
+    <w:p>
+      <w:pPr>
+        <w:spacing w:before="60" w:after="60" w:line="300" w:lineRule="auto"/>
+        <w:jc w:val="both"/>
+      </w:pPr>
+      <w:r>
+        <w:rPr>
+          <w:b/>
+          <w:bCs/>
+        </w:rPr>
+        <w:t xml:space="preserve">• Sur Lady Léa : « Connaissance de salon. Elle savait poser des questions trop précises. »</w:t>
+      </w:r>
+      <w:r>
+        <w:t xml:space="preserve"/>
+      </w:r>
+      <w:r>
+        <w:rPr>
+          <w:b/>
+          <w:bCs/>
+        </w:rPr>
+        <w:t/>
+      </w:r>
+    </w:p>
+    <w:p>
+      <w:pPr>
+        <w:spacing w:before="60" w:after="60" w:line="300" w:lineRule="auto"/>
+        <w:jc w:val="both"/>
+      </w:pPr>
+      <w:r>
+        <w:rPr>
+          <w:b/>
+          <w:bCs/>
+        </w:rPr>
+        <w:t xml:space="preserve">• Sur Sir Tatoine : « Un brave homme — un peu distrait. »</w:t>
+      </w:r>
+      <w:r>
+        <w:t xml:space="preserve"/>
+      </w:r>
+      <w:r>
+        <w:rPr>
+          <w:b/>
+          <w:bCs/>
+        </w:rPr>
+        <w:t/>
+      </w:r>
+    </w:p>
+    <w:p>
+      <w:pPr>
+        <w:spacing w:before="60" w:after="60" w:line="300" w:lineRule="auto"/>
+        <w:jc w:val="both"/>
+      </w:pPr>
+      <w:r>
+        <w:rPr>
+          <w:b/>
+          <w:bCs/>
+        </w:rPr>
+        <w:t xml:space="preserve">❧  PHRASES TOUTES-PRÊTES (pour ne jamais être à court)  ❧</w:t>
+      </w:r>
+      <w:r>
+        <w:t xml:space="preserve"/>
+      </w:r>
+      <w:r>
+        <w:rPr>
+          <w:b/>
+          <w:bCs/>
+        </w:rPr>
+        <w:t/>
+      </w:r>
+    </w:p>
+    <w:p>
+      <w:pPr>
+        <w:spacing w:before="60" w:after="60" w:line="300" w:lineRule="auto"/>
+        <w:jc w:val="both"/>
+      </w:pPr>
+      <w:r>
+        <w:rPr>
+          <w:b/>
+          <w:bCs/>
+        </w:rPr>
+        <w:t xml:space="preserve">— « La digitaline ? Plante classique, médicament classique. Tout est question de dose. »</w:t>
+      </w:r>
+      <w:r>
+        <w:t xml:space="preserve"/>
+      </w:r>
+      <w:r>
+        <w:rPr>
+          <w:b/>
+          <w:bCs/>
+        </w:rPr>
+        <w:t/>
+      </w:r>
+    </w:p>
+    <w:p>
+      <w:pPr>
+        <w:spacing w:before="60" w:after="60" w:line="300" w:lineRule="auto"/>
+        <w:jc w:val="both"/>
+      </w:pPr>
+      <w:r>
+        <w:rPr>
+          <w:b/>
+          <w:bCs/>
+        </w:rPr>
+        <w:t xml:space="preserve">— « L'air du Domaine est meilleur qu'à Paris — Marie y respire mieux. »</w:t>
+      </w:r>
+      <w:r>
+        <w:t xml:space="preserve"/>
+      </w:r>
+      <w:r>
+        <w:rPr>
+          <w:b/>
+          <w:bCs/>
+        </w:rPr>
+        <w:t/>
+      </w:r>
+    </w:p>
+    <w:p>
+      <w:pPr>
+        <w:spacing w:before="60" w:after="60" w:line="300" w:lineRule="auto"/>
+        <w:jc w:val="both"/>
+      </w:pPr>
+      <w:r>
+        <w:rPr>
+          <w:b/>
+          <w:bCs/>
+        </w:rPr>
+        <w:t xml:space="preserve">❧  VOTRE VOIX INTÉRIEURE (à ne PAS dire — mais à laisser influencer votre ton)  ❧</w:t>
+      </w:r>
+      <w:r>
+        <w:t xml:space="preserve"/>
+      </w:r>
+      <w:r>
+        <w:rPr>
+          <w:b/>
+          <w:bCs/>
+        </w:rPr>
+        <w:t/>
+      </w:r>
+    </w:p>
+    <w:p>
+      <w:pPr>
+        <w:spacing w:before="60" w:after="60" w:line="300" w:lineRule="auto"/>
+        <w:jc w:val="both"/>
+      </w:pPr>
+      <w:r>
+        <w:rPr>
+          <w:b/>
+          <w:bCs/>
+        </w:rPr>
+        <w:t xml:space="preserve">• « Le mot du banc, où est-il ? Si Chloé le trouve — »</w:t>
+      </w:r>
+      <w:r>
+        <w:t xml:space="preserve"/>
+      </w:r>
+      <w:r>
+        <w:rPr>
+          <w:b/>
+          <w:bCs/>
+        </w:rPr>
+        <w:t/>
+      </w:r>
+    </w:p>
+    <w:p>
+      <w:pPr>
+        <w:spacing w:before="60" w:after="60" w:line="300" w:lineRule="auto"/>
+        <w:jc w:val="both"/>
+      </w:pPr>
+      <w:r>
+        <w:rPr>
+          <w:b/>
+          <w:bCs/>
+        </w:rPr>
+        <w:t xml:space="preserve">• « Gautier. Il faut que je le voie cinq minutes, seul. »</w:t>
+      </w:r>
+      <w:r>
+        <w:t xml:space="preserve"/>
+      </w:r>
+      <w:r>
+        <w:rPr>
+          <w:b/>
+          <w:bCs/>
+        </w:rPr>
+        <w:t/>
       </w:r>
     </w:p>
     <w:p>
